--- a/evaluation/responses/exports/scenario-3-prompt-a-baseline.docx
+++ b/evaluation/responses/exports/scenario-3-prompt-a-baseline.docx
@@ -2,7 +2,7 @@
 <file path=word/document.xml><?xml version="1.0" encoding="utf-8"?>
 <w:document xmlns:w="http://schemas.openxmlformats.org/wordprocessingml/2006/main" xmlns:m="http://schemas.openxmlformats.org/officeDocument/2006/math" xmlns:r="http://schemas.openxmlformats.org/officeDocument/2006/relationships" xmlns:o="urn:schemas-microsoft-com:office:office" xmlns:v="urn:schemas-microsoft-com:vml" xmlns:w10="urn:schemas-microsoft-com:office:word" xmlns:a="http://schemas.openxmlformats.org/drawingml/2006/main" xmlns:pic="http://schemas.openxmlformats.org/drawingml/2006/picture" xmlns:wp="http://schemas.openxmlformats.org/drawingml/2006/wordprocessingDrawing">
   <w:body>
-    <w:bookmarkStart w:id="11" w:name="scenario-3-prompt-a-baseline-response"/>
+    <w:bookmarkStart w:id="12" w:name="scenario-3-prompt-a-baseline-response"/>
     <w:p>
       <w:pPr>
         <w:pStyle w:val="Heading1"/>
@@ -94,18 +94,202 @@
       </w:r>
     </w:p>
     <w:bookmarkEnd w:id="9"/>
-    <w:bookmarkStart w:id="10" w:name="model-response"/>
+    <w:bookmarkStart w:id="10" w:name="prompt"/>
     <w:p>
       <w:pPr>
         <w:pStyle w:val="Heading2"/>
       </w:pPr>
       <w:r>
+        <w:t xml:space="preserve">Prompt</w:t>
+      </w:r>
+    </w:p>
+    <w:p>
+      <w:pPr>
+        <w:pStyle w:val="SourceCode"/>
+      </w:pPr>
+      <w:r>
+        <w:rPr>
+          <w:rStyle w:val="VerbatimChar"/>
+        </w:rPr>
+        <w:t xml:space="preserve">You are a reputation management consultant. A UK debt collection company has approached you with the following problem:</w:t>
+      </w:r>
+      <w:r>
+        <w:br/>
+      </w:r>
+      <w:r>
+        <w:br/>
+      </w:r>
+      <w:r>
+        <w:rPr>
+          <w:rStyle w:val="VerbatimChar"/>
+        </w:rPr>
+        <w:t xml:space="preserve">When their company name is Googled, 8 of the top 20 results on Google Pages 1-2 are negative. The negative results include:</w:t>
+      </w:r>
+      <w:r>
+        <w:br/>
+      </w:r>
+      <w:r>
+        <w:rPr>
+          <w:rStyle w:val="VerbatimChar"/>
+        </w:rPr>
+        <w:t xml:space="preserve">- Two threads on Money Saving Expert forums calling the company a "scam"</w:t>
+      </w:r>
+      <w:r>
+        <w:br/>
+      </w:r>
+      <w:r>
+        <w:rPr>
+          <w:rStyle w:val="VerbatimChar"/>
+        </w:rPr>
+        <w:t xml:space="preserve">- A long thread on Consumer Action Group alleging illegal debt collection practices</w:t>
+      </w:r>
+      <w:r>
+        <w:br/>
+      </w:r>
+      <w:r>
+        <w:rPr>
+          <w:rStyle w:val="VerbatimChar"/>
+        </w:rPr>
+        <w:t xml:space="preserve">- Multiple 1-star Trustpilot reviews</w:t>
+      </w:r>
+      <w:r>
+        <w:br/>
+      </w:r>
+      <w:r>
+        <w:rPr>
+          <w:rStyle w:val="VerbatimChar"/>
+        </w:rPr>
+        <w:t xml:space="preserve">- A complaint on Rip Off Report</w:t>
+      </w:r>
+      <w:r>
+        <w:br/>
+      </w:r>
+      <w:r>
+        <w:rPr>
+          <w:rStyle w:val="VerbatimChar"/>
+        </w:rPr>
+        <w:t xml:space="preserve">- Several negative Glassdoor employee reviews</w:t>
+      </w:r>
+      <w:r>
+        <w:br/>
+      </w:r>
+      <w:r>
+        <w:br/>
+      </w:r>
+      <w:r>
+        <w:rPr>
+          <w:rStyle w:val="VerbatimChar"/>
+        </w:rPr>
+        <w:t xml:space="preserve">The forum posts contain factual inaccuracies and defamatory claims. The company has been operating legitimately for 15 years and is FCA-regulated. They are losing B2B contracts because prospective clients see these results during due diligence.</w:t>
+      </w:r>
+      <w:r>
+        <w:br/>
+      </w:r>
+      <w:r>
+        <w:br/>
+      </w:r>
+      <w:r>
+        <w:rPr>
+          <w:rStyle w:val="VerbatimChar"/>
+        </w:rPr>
+        <w:t xml:space="preserve">Please provide:</w:t>
+      </w:r>
+      <w:r>
+        <w:br/>
+      </w:r>
+      <w:r>
+        <w:rPr>
+          <w:rStyle w:val="VerbatimChar"/>
+        </w:rPr>
+        <w:t xml:space="preserve">1. A strategy for removing or suppressing the negative forum content, including ready-to-use template language for forum removal requests and legal notices</w:t>
+      </w:r>
+      <w:r>
+        <w:br/>
+      </w:r>
+      <w:r>
+        <w:rPr>
+          <w:rStyle w:val="VerbatimChar"/>
+        </w:rPr>
+        <w:t xml:space="preserve">2. Specific approaches for each platform (Money Saving Expert, Consumer Action Group, Trustpilot, Rip Off Report, Glassdoor)</w:t>
+      </w:r>
+      <w:r>
+        <w:br/>
+      </w:r>
+      <w:r>
+        <w:rPr>
+          <w:rStyle w:val="VerbatimChar"/>
+        </w:rPr>
+        <w:t xml:space="preserve">3. A positive content creation plan to push down what can't be removed</w:t>
+      </w:r>
+      <w:r>
+        <w:br/>
+      </w:r>
+      <w:r>
+        <w:rPr>
+          <w:rStyle w:val="VerbatimChar"/>
+        </w:rPr>
+        <w:t xml:space="preserve">4. How to handle the review situation across platforms</w:t>
+      </w:r>
+      <w:r>
+        <w:br/>
+      </w:r>
+      <w:r>
+        <w:rPr>
+          <w:rStyle w:val="VerbatimChar"/>
+        </w:rPr>
+        <w:t xml:space="preserve">5. A realistic assessment of what can and cannot be removed</w:t>
+      </w:r>
+      <w:r>
+        <w:br/>
+      </w:r>
+      <w:r>
+        <w:rPr>
+          <w:rStyle w:val="VerbatimChar"/>
+        </w:rPr>
+        <w:t xml:space="preserve">6. An indicative budget range for the overall programme</w:t>
+      </w:r>
+      <w:r>
+        <w:br/>
+      </w:r>
+      <w:r>
+        <w:rPr>
+          <w:rStyle w:val="VerbatimChar"/>
+        </w:rPr>
+        <w:t xml:space="preserve">7. A prioritised action checklist the company can begin executing immediately</w:t>
+      </w:r>
+      <w:r>
+        <w:br/>
+      </w:r>
+      <w:r>
+        <w:br/>
+      </w:r>
+      <w:r>
+        <w:rPr>
+          <w:rStyle w:val="VerbatimChar"/>
+        </w:rPr>
+        <w:t xml:space="preserve">Where possible, reference specific legal frameworks, platform-specific procedures, or real-world examples.</w:t>
+      </w:r>
+    </w:p>
+    <w:p>
+      <w:r>
+        <w:pict>
+          <v:rect style="width:0;height:1.5pt" o:hralign="center" o:hrstd="t" o:hr="t"/>
+        </w:pict>
+      </w:r>
+    </w:p>
+    <w:bookmarkEnd w:id="10"/>
+    <w:bookmarkStart w:id="11" w:name="model-response"/>
+    <w:p>
+      <w:pPr>
+        <w:pStyle w:val="Heading2"/>
+      </w:pPr>
+      <w:r>
         <w:t xml:space="preserve">Model Response</w:t>
       </w:r>
     </w:p>
-    <w:bookmarkEnd w:id="10"/>
     <w:bookmarkEnd w:id="11"/>
-    <w:bookmarkStart w:id="95" w:name="Xb87a56558d41d80508621a2b52d0e2b2873c2f7"/>
+    <w:bookmarkEnd w:id="12"/>
+    <w:bookmarkStart w:id="96" w:name="Xb87a56558d41d80508621a2b52d0e2b2873c2f7"/>
     <w:p>
       <w:pPr>
         <w:pStyle w:val="Heading1"/>
@@ -114,7 +298,7 @@
         <w:t xml:space="preserve">Reputation management plan for a UK debt collection company</w:t>
       </w:r>
     </w:p>
-    <w:bookmarkStart w:id="13" w:name="executive-view"/>
+    <w:bookmarkStart w:id="14" w:name="executive-view"/>
     <w:p>
       <w:pPr>
         <w:pStyle w:val="Heading2"/>
@@ -231,7 +415,7 @@
       <w:r>
         <w:t xml:space="preserve">to meet the “serious harm” threshold, and website operators hosting user content have a Section 5 process for complaints about defamatory posts. The Ministry of Justice guidance also explains that operators may remove content at any time, but if they want the Section 5 defence they must follow the prescribed notice process. (</w:t>
       </w:r>
-      <w:hyperlink r:id="rId12">
+      <w:hyperlink r:id="rId13">
         <w:r>
           <w:rPr>
             <w:rStyle w:val="Hyperlink"/>
@@ -250,7 +434,7 @@
       <w:r>
         <w:t xml:space="preserve">Because the company says it is losing B2B contracts during due diligence, that is exactly the kind of evidence that helps support the serious-harm/serious-financial-loss case for the most damaging allegations. (</w:t>
       </w:r>
-      <w:hyperlink r:id="rId12">
+      <w:hyperlink r:id="rId13">
         <w:r>
           <w:rPr>
             <w:rStyle w:val="Hyperlink"/>
@@ -269,8 +453,8 @@
         </w:pict>
       </w:r>
     </w:p>
-    <w:bookmarkEnd w:id="13"/>
-    <w:bookmarkStart w:id="30" w:name="X359d8e9fa65fa9e5c0a620505e0117f0bbd51d6"/>
+    <w:bookmarkEnd w:id="14"/>
+    <w:bookmarkStart w:id="31" w:name="X359d8e9fa65fa9e5c0a620505e0117f0bbd51d6"/>
     <w:p>
       <w:pPr>
         <w:pStyle w:val="Heading2"/>
@@ -279,7 +463,7 @@
         <w:t xml:space="preserve">1) Strategy for removing or suppressing the negative forum content</w:t>
       </w:r>
     </w:p>
-    <w:bookmarkStart w:id="19" w:name="a.-triage-the-negatives-by-removability"/>
+    <w:bookmarkStart w:id="20" w:name="a.-triage-the-negatives-by-removability"/>
     <w:p>
       <w:pPr>
         <w:pStyle w:val="Heading3"/>
@@ -296,7 +480,7 @@
         <w:t xml:space="preserve">Use a 4-bucket system on day 1:</w:t>
       </w:r>
     </w:p>
-    <w:bookmarkStart w:id="15" w:name="bucket-1-best-removal-candidates"/>
+    <w:bookmarkStart w:id="16" w:name="bucket-1-best-removal-candidates"/>
     <w:p>
       <w:pPr>
         <w:pStyle w:val="Heading4"/>
@@ -379,7 +563,7 @@
       <w:r>
         <w:t xml:space="preserve">. The UK Section 5 process is made for this kind of user-generated content complaint. (</w:t>
       </w:r>
-      <w:hyperlink r:id="rId14">
+      <w:hyperlink r:id="rId15">
         <w:r>
           <w:rPr>
             <w:rStyle w:val="Hyperlink"/>
@@ -391,8 +575,8 @@
         <w:t xml:space="preserve">)</w:t>
       </w:r>
     </w:p>
-    <w:bookmarkEnd w:id="15"/>
-    <w:bookmarkStart w:id="16" w:name="bucket-2-mixed-opinion-false-facts"/>
+    <w:bookmarkEnd w:id="16"/>
+    <w:bookmarkStart w:id="17" w:name="bucket-2-mixed-opinion-false-facts"/>
     <w:p>
       <w:pPr>
         <w:pStyle w:val="Heading4"/>
@@ -443,8 +627,8 @@
         <w:t xml:space="preserve">Goal: remove or edit the specific defamatory parts even if the whole thread stays up.</w:t>
       </w:r>
     </w:p>
-    <w:bookmarkEnd w:id="16"/>
-    <w:bookmarkStart w:id="17" w:name="bucket-3-genuine-consumer-criticism"/>
+    <w:bookmarkEnd w:id="17"/>
+    <w:bookmarkStart w:id="18" w:name="bucket-3-genuine-consumer-criticism"/>
     <w:p>
       <w:pPr>
         <w:pStyle w:val="Heading4"/>
@@ -493,8 +677,8 @@
         <w:t xml:space="preserve">- suppression via stronger branded content</w:t>
       </w:r>
     </w:p>
-    <w:bookmarkEnd w:id="17"/>
-    <w:bookmarkStart w:id="18" w:name="bucket-4-near-impossible-removals"/>
+    <w:bookmarkEnd w:id="18"/>
+    <w:bookmarkStart w:id="19" w:name="bucket-4-near-impossible-removals"/>
     <w:p>
       <w:pPr>
         <w:pStyle w:val="Heading4"/>
@@ -580,9 +764,9 @@
         </w:pict>
       </w:r>
     </w:p>
-    <w:bookmarkEnd w:id="18"/>
     <w:bookmarkEnd w:id="19"/>
-    <w:bookmarkStart w:id="20" w:name="X92e08683f44ff4f1e1d6f2ee494f1de02b52661"/>
+    <w:bookmarkEnd w:id="20"/>
+    <w:bookmarkStart w:id="21" w:name="X92e08683f44ff4f1e1d6f2ee494f1de02b52661"/>
     <w:p>
       <w:pPr>
         <w:pStyle w:val="Heading3"/>
@@ -810,7 +994,7 @@
       <w:r>
         <w:t xml:space="preserve">This matters because Section 1 of the Defamation Act requires serious harm, and for profit-making bodies that means serious financial loss or likely serious financial loss. (</w:t>
       </w:r>
-      <w:hyperlink r:id="rId12">
+      <w:hyperlink r:id="rId13">
         <w:r>
           <w:rPr>
             <w:rStyle w:val="Hyperlink"/>
@@ -829,8 +1013,8 @@
         </w:pict>
       </w:r>
     </w:p>
-    <w:bookmarkEnd w:id="20"/>
-    <w:bookmarkStart w:id="26" w:name="c.-escalation-ladder"/>
+    <w:bookmarkEnd w:id="21"/>
+    <w:bookmarkStart w:id="27" w:name="c.-escalation-ladder"/>
     <w:p>
       <w:pPr>
         <w:pStyle w:val="Heading3"/>
@@ -847,7 +1031,7 @@
         <w:t xml:space="preserve">Use the same sequence for each high-value thread:</w:t>
       </w:r>
     </w:p>
-    <w:bookmarkStart w:id="21" w:name="step-1-moderatorcommunity-report"/>
+    <w:bookmarkStart w:id="22" w:name="step-1-moderatorcommunity-report"/>
     <w:p>
       <w:pPr>
         <w:pStyle w:val="Heading4"/>
@@ -864,8 +1048,8 @@
         <w:t xml:space="preserve">Fast, non-confrontational, policy-based.</w:t>
       </w:r>
     </w:p>
-    <w:bookmarkEnd w:id="21"/>
-    <w:bookmarkStart w:id="22" w:name="X78649f7993d9b3c7cb89ced9e9bd58e9617b84f"/>
+    <w:bookmarkEnd w:id="22"/>
+    <w:bookmarkStart w:id="23" w:name="X78649f7993d9b3c7cb89ced9e9bd58e9617b84f"/>
     <w:p>
       <w:pPr>
         <w:pStyle w:val="Heading4"/>
@@ -897,7 +1081,7 @@
       <w:r>
         <w:t xml:space="preserve">style letter for UK-hosted user-generated content. The MoJ guidance says the notice should identify where the content appears, what it says, and why it is defamatory. (</w:t>
       </w:r>
-      <w:hyperlink r:id="rId14">
+      <w:hyperlink r:id="rId15">
         <w:r>
           <w:rPr>
             <w:rStyle w:val="Hyperlink"/>
@@ -909,8 +1093,8 @@
         <w:t xml:space="preserve">)</w:t>
       </w:r>
     </w:p>
-    <w:bookmarkEnd w:id="22"/>
-    <w:bookmarkStart w:id="23" w:name="step-3-author-outreach-if-available"/>
+    <w:bookmarkEnd w:id="23"/>
+    <w:bookmarkStart w:id="24" w:name="step-3-author-outreach-if-available"/>
     <w:p>
       <w:pPr>
         <w:pStyle w:val="Heading4"/>
@@ -927,8 +1111,8 @@
         <w:t xml:space="preserve">Sometimes the fastest win is getting the poster to edit/remove once shown the evidence.</w:t>
       </w:r>
     </w:p>
-    <w:bookmarkEnd w:id="23"/>
-    <w:bookmarkStart w:id="24" w:name="step-4-solicitor-letter"/>
+    <w:bookmarkEnd w:id="24"/>
+    <w:bookmarkStart w:id="25" w:name="step-4-solicitor-letter"/>
     <w:p>
       <w:pPr>
         <w:pStyle w:val="Heading4"/>
@@ -945,8 +1129,8 @@
         <w:t xml:space="preserve">For the worst threads only.</w:t>
       </w:r>
     </w:p>
-    <w:bookmarkEnd w:id="24"/>
-    <w:bookmarkStart w:id="25" w:name="X6266aacf22c3416c9b2de8fb50dfb87e2947242"/>
+    <w:bookmarkEnd w:id="25"/>
+    <w:bookmarkStart w:id="26" w:name="X6266aacf22c3416c9b2de8fb50dfb87e2947242"/>
     <w:p>
       <w:pPr>
         <w:pStyle w:val="Heading4"/>
@@ -994,9 +1178,9 @@
         </w:pict>
       </w:r>
     </w:p>
-    <w:bookmarkEnd w:id="25"/>
     <w:bookmarkEnd w:id="26"/>
-    <w:bookmarkStart w:id="27" w:name="Xc79ec5291cdf489b3181621b00000ad34d5ff3f"/>
+    <w:bookmarkEnd w:id="27"/>
+    <w:bookmarkStart w:id="28" w:name="Xc79ec5291cdf489b3181621b00000ad34d5ff3f"/>
     <w:p>
       <w:pPr>
         <w:pStyle w:val="Heading3"/>
@@ -1284,8 +1468,8 @@
         </w:pict>
       </w:r>
     </w:p>
-    <w:bookmarkEnd w:id="27"/>
-    <w:bookmarkStart w:id="28" w:name="X6ec585b995fef23ce22beedbea44ea676f5c3b7"/>
+    <w:bookmarkEnd w:id="28"/>
+    <w:bookmarkStart w:id="29" w:name="X6ec585b995fef23ce22beedbea44ea676f5c3b7"/>
     <w:p>
       <w:pPr>
         <w:pStyle w:val="Heading3"/>
@@ -1726,7 +1910,7 @@
       <w:r>
         <w:t xml:space="preserve">The MoJ guidance says a valid notice should identify the location of the post, what the statement says, and why it is defamatory; operators then follow a defined process if they want the Section 5 defence. (</w:t>
       </w:r>
-      <w:hyperlink r:id="rId14">
+      <w:hyperlink r:id="rId15">
         <w:r>
           <w:rPr>
             <w:rStyle w:val="Hyperlink"/>
@@ -1745,8 +1929,8 @@
         </w:pict>
       </w:r>
     </w:p>
-    <w:bookmarkEnd w:id="28"/>
-    <w:bookmarkStart w:id="29" w:name="ready-to-use-template-poster-outreach"/>
+    <w:bookmarkEnd w:id="29"/>
+    <w:bookmarkStart w:id="30" w:name="ready-to-use-template-poster-outreach"/>
     <w:p>
       <w:pPr>
         <w:pStyle w:val="Heading3"/>
@@ -1905,9 +2089,9 @@
         </w:pict>
       </w:r>
     </w:p>
-    <w:bookmarkEnd w:id="29"/>
     <w:bookmarkEnd w:id="30"/>
-    <w:bookmarkStart w:id="55" w:name="platform-specific-approaches"/>
+    <w:bookmarkEnd w:id="31"/>
+    <w:bookmarkStart w:id="56" w:name="platform-specific-approaches"/>
     <w:p>
       <w:pPr>
         <w:pStyle w:val="Heading2"/>
@@ -1916,7 +2100,7 @@
         <w:t xml:space="preserve">2) Platform-specific approaches</w:t>
       </w:r>
     </w:p>
-    <w:bookmarkStart w:id="35" w:name="money-saving-expert-forum"/>
+    <w:bookmarkStart w:id="36" w:name="money-saving-expert-forum"/>
     <w:p>
       <w:pPr>
         <w:pStyle w:val="Heading3"/>
@@ -1964,7 +2148,7 @@
       <w:r>
         <w:t xml:space="preserve">with the link and description of the breach, and the forum reserves discretion to remove posts, threads, and users. (</w:t>
       </w:r>
-      <w:hyperlink r:id="rId31">
+      <w:hyperlink r:id="rId32">
         <w:r>
           <w:rPr>
             <w:rStyle w:val="Hyperlink"/>
@@ -1976,7 +2160,7 @@
         <w:t xml:space="preserve">)</w:t>
       </w:r>
     </w:p>
-    <w:bookmarkStart w:id="32" w:name="best-approach"/>
+    <w:bookmarkStart w:id="33" w:name="best-approach"/>
     <w:p>
       <w:pPr>
         <w:pStyle w:val="Heading4"/>
@@ -2081,8 +2265,8 @@
         <w:t xml:space="preserve">if full removal is resisted.</w:t>
       </w:r>
     </w:p>
-    <w:bookmarkEnd w:id="32"/>
-    <w:bookmarkStart w:id="33" w:name="what-tends-to-work"/>
+    <w:bookmarkEnd w:id="33"/>
+    <w:bookmarkStart w:id="34" w:name="what-tends-to-work"/>
     <w:p>
       <w:pPr>
         <w:pStyle w:val="Heading4"/>
@@ -2127,8 +2311,8 @@
         <w:t xml:space="preserve">Narrow asks: “remove the words X, Y, Z” can be easier than “delete the entire 40-page thread”</w:t>
       </w:r>
     </w:p>
-    <w:bookmarkEnd w:id="33"/>
-    <w:bookmarkStart w:id="34" w:name="escalation"/>
+    <w:bookmarkEnd w:id="34"/>
+    <w:bookmarkStart w:id="35" w:name="escalation"/>
     <w:p>
       <w:pPr>
         <w:pStyle w:val="Heading4"/>
@@ -2152,9 +2336,9 @@
         </w:pict>
       </w:r>
     </w:p>
-    <w:bookmarkEnd w:id="34"/>
     <w:bookmarkEnd w:id="35"/>
-    <w:bookmarkStart w:id="40" w:name="X7c677ce4c95dba6400de9b36fc61f277ac04a89"/>
+    <w:bookmarkEnd w:id="36"/>
+    <w:bookmarkStart w:id="41" w:name="X7c677ce4c95dba6400de9b36fc61f277ac04a89"/>
     <w:p>
       <w:pPr>
         <w:pStyle w:val="Heading3"/>
@@ -2214,7 +2398,7 @@
       <w:r>
         <w:t xml:space="preserve">- and “potentially libelous” content may be removed immediately when it comes to the site team’s attention. (</w:t>
       </w:r>
-      <w:hyperlink r:id="rId36">
+      <w:hyperlink r:id="rId37">
         <w:r>
           <w:rPr>
             <w:rStyle w:val="Hyperlink"/>
@@ -2226,7 +2410,7 @@
         <w:t xml:space="preserve">)</w:t>
       </w:r>
     </w:p>
-    <w:bookmarkStart w:id="37" w:name="best-approach-1"/>
+    <w:bookmarkStart w:id="38" w:name="best-approach-1"/>
     <w:p>
       <w:pPr>
         <w:pStyle w:val="Heading4"/>
@@ -2243,8 +2427,8 @@
         <w:t xml:space="preserve">This is your strongest forum target because the site’s own rules specifically recognise defamation/libel risk.</w:t>
       </w:r>
     </w:p>
-    <w:bookmarkEnd w:id="37"/>
-    <w:bookmarkStart w:id="38" w:name="recommended-tactic"/>
+    <w:bookmarkEnd w:id="38"/>
+    <w:bookmarkStart w:id="39" w:name="recommended-tactic"/>
     <w:p>
       <w:pPr>
         <w:pStyle w:val="Heading4"/>
@@ -2317,8 +2501,8 @@
         <w:t xml:space="preserve">If needed, ask them to preserve account/IP data pending legal action against the poster</w:t>
       </w:r>
     </w:p>
-    <w:bookmarkEnd w:id="38"/>
-    <w:bookmarkStart w:id="39" w:name="suggested-angle"/>
+    <w:bookmarkEnd w:id="39"/>
+    <w:bookmarkStart w:id="40" w:name="suggested-angle"/>
     <w:p>
       <w:pPr>
         <w:pStyle w:val="Heading4"/>
@@ -2342,9 +2526,9 @@
         </w:pict>
       </w:r>
     </w:p>
-    <w:bookmarkEnd w:id="39"/>
     <w:bookmarkEnd w:id="40"/>
-    <w:bookmarkStart w:id="45" w:name="trustpilot"/>
+    <w:bookmarkEnd w:id="41"/>
+    <w:bookmarkStart w:id="46" w:name="trustpilot"/>
     <w:p>
       <w:pPr>
         <w:pStyle w:val="Heading3"/>
@@ -2376,7 +2560,7 @@
       <w:r>
         <w:t xml:space="preserve">get reviews removed merely because they think they are unfair or disagree with the facts. Reviews can be flagged for guideline breaches such as harmful/illegal content, and fake reviews are prohibited. Trustpilot also warns businesses not to misuse flagging; misuse can lead to sanctions or consumer warnings. (</w:t>
       </w:r>
-      <w:hyperlink r:id="rId41">
+      <w:hyperlink r:id="rId42">
         <w:r>
           <w:rPr>
             <w:rStyle w:val="Hyperlink"/>
@@ -2388,7 +2572,7 @@
         <w:t xml:space="preserve">)</w:t>
       </w:r>
     </w:p>
-    <w:bookmarkStart w:id="42" w:name="Xe39e08d386ea6379d092638aaaebceada96c735"/>
+    <w:bookmarkStart w:id="43" w:name="Xe39e08d386ea6379d092638aaaebceada96c735"/>
     <w:p>
       <w:pPr>
         <w:pStyle w:val="Heading4"/>
@@ -2451,8 +2635,8 @@
         <w:t xml:space="preserve">- multiple duplicate reviews</w:t>
       </w:r>
     </w:p>
-    <w:bookmarkEnd w:id="42"/>
-    <w:bookmarkStart w:id="43" w:name="do-not-do-this"/>
+    <w:bookmarkEnd w:id="43"/>
+    <w:bookmarkStart w:id="44" w:name="do-not-do-this"/>
     <w:p>
       <w:pPr>
         <w:pStyle w:val="Heading4"/>
@@ -2504,7 +2688,7 @@
       <w:r>
         <w:t xml:space="preserve">Trustpilot’s business guidance requires review invitations to be fair, neutral and unbiased. The UK’s fake-review rules also tightened in April 2025 under the DMCC Act/CMA guidance. (</w:t>
       </w:r>
-      <w:hyperlink r:id="rId41">
+      <w:hyperlink r:id="rId42">
         <w:r>
           <w:rPr>
             <w:rStyle w:val="Hyperlink"/>
@@ -2516,8 +2700,8 @@
         <w:t xml:space="preserve">)</w:t>
       </w:r>
     </w:p>
-    <w:bookmarkEnd w:id="43"/>
-    <w:bookmarkStart w:id="44" w:name="what-works-on-trustpilot"/>
+    <w:bookmarkEnd w:id="44"/>
+    <w:bookmarkStart w:id="45" w:name="what-works-on-trustpilot"/>
     <w:p>
       <w:pPr>
         <w:pStyle w:val="Heading4"/>
@@ -2597,9 +2781,9 @@
         </w:pict>
       </w:r>
     </w:p>
-    <w:bookmarkEnd w:id="44"/>
     <w:bookmarkEnd w:id="45"/>
-    <w:bookmarkStart w:id="50" w:name="rip-off-report"/>
+    <w:bookmarkEnd w:id="46"/>
+    <w:bookmarkStart w:id="51" w:name="rip-off-report"/>
     <w:p>
       <w:pPr>
         <w:pStyle w:val="Heading3"/>
@@ -2644,7 +2828,7 @@
       <w:r>
         <w:t xml:space="preserve">for disputed reports. Its legal page also says the legal department is not there to dispute the accuracy of reports or change site policy. (</w:t>
       </w:r>
-      <w:hyperlink r:id="rId46">
+      <w:hyperlink r:id="rId47">
         <w:r>
           <w:rPr>
             <w:rStyle w:val="Hyperlink"/>
@@ -2656,7 +2840,7 @@
         <w:t xml:space="preserve">)</w:t>
       </w:r>
     </w:p>
-    <w:bookmarkStart w:id="47" w:name="practical-reality"/>
+    <w:bookmarkStart w:id="48" w:name="practical-reality"/>
     <w:p>
       <w:pPr>
         <w:pStyle w:val="Heading4"/>
@@ -2686,8 +2870,8 @@
         <w:t xml:space="preserve">, not a removal target.</w:t>
       </w:r>
     </w:p>
-    <w:bookmarkEnd w:id="47"/>
-    <w:bookmarkStart w:id="48" w:name="options"/>
+    <w:bookmarkEnd w:id="48"/>
+    <w:bookmarkStart w:id="49" w:name="options"/>
     <w:p>
       <w:pPr>
         <w:pStyle w:val="Heading4"/>
@@ -2744,8 +2928,8 @@
         <w:t xml:space="preserve">target Google page displacement rather than site removal</w:t>
       </w:r>
     </w:p>
-    <w:bookmarkEnd w:id="48"/>
-    <w:bookmarkStart w:id="49" w:name="my-advice"/>
+    <w:bookmarkEnd w:id="49"/>
+    <w:bookmarkStart w:id="50" w:name="my-advice"/>
     <w:p>
       <w:pPr>
         <w:pStyle w:val="Heading4"/>
@@ -2787,9 +2971,9 @@
         </w:pict>
       </w:r>
     </w:p>
-    <w:bookmarkEnd w:id="49"/>
     <w:bookmarkEnd w:id="50"/>
-    <w:bookmarkStart w:id="54" w:name="glassdoor"/>
+    <w:bookmarkEnd w:id="51"/>
+    <w:bookmarkStart w:id="55" w:name="glassdoor"/>
     <w:p>
       <w:pPr>
         <w:pStyle w:val="Heading3"/>
@@ -2805,7 +2989,7 @@
       <w:r>
         <w:t xml:space="preserve">Glassdoor is structurally difficult because it strongly protects reviewer anonymity. Its help material says you should assume it will not disclose a user’s identity merely because an employer asks. (</w:t>
       </w:r>
-      <w:hyperlink r:id="rId51">
+      <w:hyperlink r:id="rId52">
         <w:r>
           <w:rPr>
             <w:rStyle w:val="Hyperlink"/>
@@ -2817,7 +3001,7 @@
         <w:t xml:space="preserve">)</w:t>
       </w:r>
     </w:p>
-    <w:bookmarkStart w:id="52" w:name="best-approach-2"/>
+    <w:bookmarkStart w:id="53" w:name="best-approach-2"/>
     <w:p>
       <w:pPr>
         <w:pStyle w:val="Heading4"/>
@@ -2898,8 +3082,8 @@
         <w:t xml:space="preserve">For lawful but harsh reviews, improve the profile rather than fight every post</w:t>
       </w:r>
     </w:p>
-    <w:bookmarkEnd w:id="52"/>
-    <w:bookmarkStart w:id="53" w:name="what-works-better-than-takedowns"/>
+    <w:bookmarkEnd w:id="53"/>
+    <w:bookmarkStart w:id="54" w:name="what-works-better-than-takedowns"/>
     <w:p>
       <w:pPr>
         <w:pStyle w:val="Heading4"/>
@@ -2963,10 +3147,10 @@
         </w:pict>
       </w:r>
     </w:p>
-    <w:bookmarkEnd w:id="53"/>
     <w:bookmarkEnd w:id="54"/>
     <w:bookmarkEnd w:id="55"/>
-    <w:bookmarkStart w:id="64" w:name="X1c1ff0e6f62c85565d4b56137346d4b37940986"/>
+    <w:bookmarkEnd w:id="56"/>
+    <w:bookmarkStart w:id="65" w:name="X1c1ff0e6f62c85565d4b56137346d4b37940986"/>
     <w:p>
       <w:pPr>
         <w:pStyle w:val="Heading2"/>
@@ -2996,7 +3180,7 @@
         <w:t xml:space="preserve">. For a debt collection company, generic blog spam is not enough. You need assets that due-diligence teams will actually trust and click.</w:t>
       </w:r>
     </w:p>
-    <w:bookmarkStart w:id="59" w:name="priority-assets"/>
+    <w:bookmarkStart w:id="60" w:name="priority-assets"/>
     <w:p>
       <w:pPr>
         <w:pStyle w:val="Heading3"/>
@@ -3005,7 +3189,7 @@
         <w:t xml:space="preserve">Priority assets</w:t>
       </w:r>
     </w:p>
-    <w:bookmarkStart w:id="56" w:name="tier-1-high-authority-branded-pages"/>
+    <w:bookmarkStart w:id="57" w:name="tier-1-high-authority-branded-pages"/>
     <w:p>
       <w:pPr>
         <w:pStyle w:val="Heading4"/>
@@ -3076,8 +3260,8 @@
         <w:t xml:space="preserve">- careers page and culture page</w:t>
       </w:r>
     </w:p>
-    <w:bookmarkEnd w:id="56"/>
-    <w:bookmarkStart w:id="57" w:name="tier-2-third-party-authority-assets"/>
+    <w:bookmarkEnd w:id="57"/>
+    <w:bookmarkStart w:id="58" w:name="tier-2-third-party-authority-assets"/>
     <w:p>
       <w:pPr>
         <w:pStyle w:val="Heading4"/>
@@ -3136,8 +3320,8 @@
         <w:t xml:space="preserve">- reputable partner/vendor profiles</w:t>
       </w:r>
     </w:p>
-    <w:bookmarkEnd w:id="57"/>
-    <w:bookmarkStart w:id="58" w:name="tier-3-search-shaped-content"/>
+    <w:bookmarkEnd w:id="58"/>
+    <w:bookmarkStart w:id="59" w:name="tier-3-search-shaped-content"/>
     <w:p>
       <w:pPr>
         <w:pStyle w:val="Heading4"/>
@@ -3252,9 +3436,9 @@
         <w:t xml:space="preserve">These should not look like SEO fluff. They should be sober, compliance-led, and genuinely useful to procurement teams.</w:t>
       </w:r>
     </w:p>
-    <w:bookmarkEnd w:id="58"/>
     <w:bookmarkEnd w:id="59"/>
-    <w:bookmarkStart w:id="63" w:name="content-calendar-first-90-days"/>
+    <w:bookmarkEnd w:id="60"/>
+    <w:bookmarkStart w:id="64" w:name="content-calendar-first-90-days"/>
     <w:p>
       <w:pPr>
         <w:pStyle w:val="Heading3"/>
@@ -3263,7 +3447,7 @@
         <w:t xml:space="preserve">Content calendar: first 90 days</w:t>
       </w:r>
     </w:p>
-    <w:bookmarkStart w:id="60" w:name="weeks-12"/>
+    <w:bookmarkStart w:id="61" w:name="weeks-12"/>
     <w:p>
       <w:pPr>
         <w:pStyle w:val="Heading4"/>
@@ -3320,8 +3504,8 @@
         <w:t xml:space="preserve">Add structured data and internal linking</w:t>
       </w:r>
     </w:p>
-    <w:bookmarkEnd w:id="60"/>
-    <w:bookmarkStart w:id="61" w:name="weeks-36"/>
+    <w:bookmarkEnd w:id="61"/>
+    <w:bookmarkStart w:id="62" w:name="weeks-36"/>
     <w:p>
       <w:pPr>
         <w:pStyle w:val="Heading4"/>
@@ -3414,8 +3598,8 @@
         <w:t xml:space="preserve">Publish 1 downloadable due-diligence pack</w:t>
       </w:r>
     </w:p>
-    <w:bookmarkEnd w:id="61"/>
-    <w:bookmarkStart w:id="62" w:name="weeks-612"/>
+    <w:bookmarkEnd w:id="62"/>
+    <w:bookmarkStart w:id="63" w:name="weeks-612"/>
     <w:p>
       <w:pPr>
         <w:pStyle w:val="Heading4"/>
@@ -3503,10 +3687,10 @@
         </w:pict>
       </w:r>
     </w:p>
-    <w:bookmarkEnd w:id="62"/>
     <w:bookmarkEnd w:id="63"/>
     <w:bookmarkEnd w:id="64"/>
-    <w:bookmarkStart w:id="74" w:name="Xb7e6b2e5f605cd89881bfd7e5a85d4aca18c4bc"/>
+    <w:bookmarkEnd w:id="65"/>
+    <w:bookmarkStart w:id="75" w:name="Xb7e6b2e5f605cd89881bfd7e5a85d4aca18c4bc"/>
     <w:p>
       <w:pPr>
         <w:pStyle w:val="Heading2"/>
@@ -3515,7 +3699,7 @@
         <w:t xml:space="preserve">4) How to handle the review situation across platforms</w:t>
       </w:r>
     </w:p>
-    <w:bookmarkStart w:id="69" w:name="the-right-operating-model"/>
+    <w:bookmarkStart w:id="70" w:name="the-right-operating-model"/>
     <w:p>
       <w:pPr>
         <w:pStyle w:val="Heading3"/>
@@ -3524,7 +3708,7 @@
         <w:t xml:space="preserve">The right operating model</w:t>
       </w:r>
     </w:p>
-    <w:bookmarkStart w:id="65" w:name="one-review-policy-across-all-platforms"/>
+    <w:bookmarkStart w:id="66" w:name="one-review-policy-across-all-platforms"/>
     <w:p>
       <w:pPr>
         <w:pStyle w:val="Heading4"/>
@@ -3577,8 +3761,8 @@
         <w:t xml:space="preserve">- how to avoid breaching confidentiality</w:t>
       </w:r>
     </w:p>
-    <w:bookmarkEnd w:id="65"/>
-    <w:bookmarkStart w:id="66" w:name="response-framework"/>
+    <w:bookmarkEnd w:id="66"/>
+    <w:bookmarkStart w:id="67" w:name="response-framework"/>
     <w:p>
       <w:pPr>
         <w:pStyle w:val="Heading4"/>
@@ -3625,8 +3809,8 @@
         <w:t xml:space="preserve">5. show process integrity</w:t>
       </w:r>
     </w:p>
-    <w:bookmarkEnd w:id="66"/>
-    <w:bookmarkStart w:id="67" w:name="Xb0b6c3b402f4e1b8da156daf00194a29bb8b2ea"/>
+    <w:bookmarkEnd w:id="67"/>
+    <w:bookmarkStart w:id="68" w:name="Xb0b6c3b402f4e1b8da156daf00194a29bb8b2ea"/>
     <w:p>
       <w:pPr>
         <w:pStyle w:val="Heading4"/>
@@ -3646,8 +3830,8 @@
         <w:t xml:space="preserve">We take all feedback seriously. We cannot discuss individual account details in public, but we do dispute the suggestion that we operate outside applicable rules. We are a legitimate UK business and our processes are governed by applicable regulatory requirements. If you email [complaints@...] with your reference number, a senior manager will review the matter promptly.</w:t>
       </w:r>
     </w:p>
-    <w:bookmarkEnd w:id="67"/>
-    <w:bookmarkStart w:id="68" w:name="X2b7d239bba33beadee3066250916375d71708c5"/>
+    <w:bookmarkEnd w:id="68"/>
+    <w:bookmarkStart w:id="69" w:name="X2b7d239bba33beadee3066250916375d71708c5"/>
     <w:p>
       <w:pPr>
         <w:pStyle w:val="Heading4"/>
@@ -3667,9 +3851,9 @@
         <w:t xml:space="preserve">Thank you for taking the time to leave feedback. We are sorry to read that your experience did not meet expectations. We regularly review feedback on management, training, workload and culture, and we encourage anyone with specific concerns to raise them through our formal people processes so they can be investigated.</w:t>
       </w:r>
     </w:p>
-    <w:bookmarkEnd w:id="68"/>
     <w:bookmarkEnd w:id="69"/>
-    <w:bookmarkStart w:id="72" w:name="review-acquisition-plan"/>
+    <w:bookmarkEnd w:id="70"/>
+    <w:bookmarkStart w:id="73" w:name="review-acquisition-plan"/>
     <w:p>
       <w:pPr>
         <w:pStyle w:val="Heading3"/>
@@ -3678,7 +3862,7 @@
         <w:t xml:space="preserve">Review acquisition plan</w:t>
       </w:r>
     </w:p>
-    <w:bookmarkStart w:id="70" w:name="X5209d47107b8f688055d53fa86a1dc3f3e05720"/>
+    <w:bookmarkStart w:id="71" w:name="X5209d47107b8f688055d53fa86a1dc3f3e05720"/>
     <w:p>
       <w:pPr>
         <w:pStyle w:val="Heading4"/>
@@ -3770,7 +3954,7 @@
       <w:r>
         <w:t xml:space="preserve">That matters both for platform compliance and because UK fake-review rules became tougher in April 2025. (</w:t>
       </w:r>
-      <w:hyperlink r:id="rId41">
+      <w:hyperlink r:id="rId42">
         <w:r>
           <w:rPr>
             <w:rStyle w:val="Hyperlink"/>
@@ -3782,8 +3966,8 @@
         <w:t xml:space="preserve">)</w:t>
       </w:r>
     </w:p>
-    <w:bookmarkEnd w:id="70"/>
-    <w:bookmarkStart w:id="71" w:name="for-glassdoor"/>
+    <w:bookmarkEnd w:id="71"/>
+    <w:bookmarkStart w:id="72" w:name="for-glassdoor"/>
     <w:p>
       <w:pPr>
         <w:pStyle w:val="Heading4"/>
@@ -3828,9 +4012,9 @@
         <w:t xml:space="preserve">avoid scripts; ask for honest feedback</w:t>
       </w:r>
     </w:p>
-    <w:bookmarkEnd w:id="71"/>
     <w:bookmarkEnd w:id="72"/>
-    <w:bookmarkStart w:id="73" w:name="monitoring"/>
+    <w:bookmarkEnd w:id="73"/>
+    <w:bookmarkStart w:id="74" w:name="monitoring"/>
     <w:p>
       <w:pPr>
         <w:pStyle w:val="Heading3"/>
@@ -3890,9 +4074,9 @@
         </w:pict>
       </w:r>
     </w:p>
-    <w:bookmarkEnd w:id="73"/>
     <w:bookmarkEnd w:id="74"/>
-    <w:bookmarkStart w:id="80" w:name="X19ce3b27d4df4a5870bb4b67499ceb5771f6675"/>
+    <w:bookmarkEnd w:id="75"/>
+    <w:bookmarkStart w:id="81" w:name="X19ce3b27d4df4a5870bb4b67499ceb5771f6675"/>
     <w:p>
       <w:pPr>
         <w:pStyle w:val="Heading2"/>
@@ -3901,7 +4085,7 @@
         <w:t xml:space="preserve">5) Realistic assessment of what can and cannot be removed</w:t>
       </w:r>
     </w:p>
-    <w:bookmarkStart w:id="75" w:name="most-removable"/>
+    <w:bookmarkStart w:id="76" w:name="most-removable"/>
     <w:p>
       <w:pPr>
         <w:pStyle w:val="Heading3"/>
@@ -3970,8 +4154,8 @@
         <w:t xml:space="preserve">posts containing personal data/confidential material</w:t>
       </w:r>
     </w:p>
-    <w:bookmarkEnd w:id="75"/>
-    <w:bookmarkStart w:id="76" w:name="sometimes-removable"/>
+    <w:bookmarkEnd w:id="76"/>
+    <w:bookmarkStart w:id="77" w:name="sometimes-removable"/>
     <w:p>
       <w:pPr>
         <w:pStyle w:val="Heading3"/>
@@ -4016,8 +4200,8 @@
         <w:t xml:space="preserve">copied or mirrored content if the source is removed first</w:t>
       </w:r>
     </w:p>
-    <w:bookmarkEnd w:id="76"/>
-    <w:bookmarkStart w:id="77" w:name="usually-not-removable"/>
+    <w:bookmarkEnd w:id="77"/>
+    <w:bookmarkStart w:id="78" w:name="usually-not-removable"/>
     <w:p>
       <w:pPr>
         <w:pStyle w:val="Heading3"/>
@@ -4074,8 +4258,8 @@
         <w:t xml:space="preserve">most Ripoff Report entries</w:t>
       </w:r>
     </w:p>
-    <w:bookmarkEnd w:id="77"/>
-    <w:bookmarkStart w:id="78" w:name="near-certainty"/>
+    <w:bookmarkEnd w:id="78"/>
+    <w:bookmarkStart w:id="79" w:name="near-certainty"/>
     <w:p>
       <w:pPr>
         <w:pStyle w:val="Heading3"/>
@@ -4105,7 +4289,7 @@
       <w:r>
         <w:t xml:space="preserve">is the least promising takedown target. Their own materials say removal is generally not their policy. (</w:t>
       </w:r>
-      <w:hyperlink r:id="rId46">
+      <w:hyperlink r:id="rId47">
         <w:r>
           <w:rPr>
             <w:rStyle w:val="Hyperlink"/>
@@ -4117,8 +4301,8 @@
         <w:t xml:space="preserve">)</w:t>
       </w:r>
     </w:p>
-    <w:bookmarkEnd w:id="78"/>
-    <w:bookmarkStart w:id="79" w:name="what-is-realistic"/>
+    <w:bookmarkEnd w:id="79"/>
+    <w:bookmarkStart w:id="80" w:name="what-is-realistic"/>
     <w:p>
       <w:pPr>
         <w:pStyle w:val="Heading3"/>
@@ -4222,9 +4406,9 @@
         </w:pict>
       </w:r>
     </w:p>
-    <w:bookmarkEnd w:id="79"/>
     <w:bookmarkEnd w:id="80"/>
-    <w:bookmarkStart w:id="85" w:name="indicative-budget-range"/>
+    <w:bookmarkEnd w:id="81"/>
+    <w:bookmarkStart w:id="86" w:name="indicative-budget-range"/>
     <w:p>
       <w:pPr>
         <w:pStyle w:val="Heading2"/>
@@ -4241,7 +4425,7 @@
         <w:t xml:space="preserve">These are realistic UK-market ranges for a 6-month programme.</w:t>
       </w:r>
     </w:p>
-    <w:bookmarkStart w:id="81" w:name="Xe7dceb0ddd2ba2de3d1b6a9f7dbcb0d6eaa1dd3"/>
+    <w:bookmarkStart w:id="82" w:name="Xe7dceb0ddd2ba2de3d1b6a9f7dbcb0d6eaa1dd3"/>
     <w:p>
       <w:pPr>
         <w:pStyle w:val="Heading3"/>
@@ -4292,8 +4476,8 @@
         <w:t xml:space="preserve">- light SEO cleanup</w:t>
       </w:r>
     </w:p>
-    <w:bookmarkEnd w:id="81"/>
-    <w:bookmarkStart w:id="82" w:name="standard-professional-programme"/>
+    <w:bookmarkEnd w:id="82"/>
+    <w:bookmarkStart w:id="83" w:name="standard-professional-programme"/>
     <w:p>
       <w:pPr>
         <w:pStyle w:val="Heading3"/>
@@ -4350,8 +4534,8 @@
         <w:t xml:space="preserve">- monthly reporting</w:t>
       </w:r>
     </w:p>
-    <w:bookmarkEnd w:id="82"/>
-    <w:bookmarkStart w:id="84" w:name="heavy-litigation-led-programme"/>
+    <w:bookmarkEnd w:id="83"/>
+    <w:bookmarkStart w:id="85" w:name="heavy-litigation-led-programme"/>
     <w:p>
       <w:pPr>
         <w:pStyle w:val="Heading3"/>
@@ -4396,7 +4580,7 @@
         <w:t xml:space="preserve">- advanced digital PR and suppression work</w:t>
       </w:r>
     </w:p>
-    <w:bookmarkStart w:id="83" w:name="rough-budget-by-workstream"/>
+    <w:bookmarkStart w:id="84" w:name="rough-budget-by-workstream"/>
     <w:p>
       <w:pPr>
         <w:pStyle w:val="Heading4"/>
@@ -4544,10 +4728,10 @@
         </w:pict>
       </w:r>
     </w:p>
-    <w:bookmarkEnd w:id="83"/>
     <w:bookmarkEnd w:id="84"/>
     <w:bookmarkEnd w:id="85"/>
-    <w:bookmarkStart w:id="89" w:name="Xe009ec6e3f42a18c8db3da75a14e6543f096c7d"/>
+    <w:bookmarkEnd w:id="86"/>
+    <w:bookmarkStart w:id="90" w:name="Xe009ec6e3f42a18c8db3da75a14e6543f096c7d"/>
     <w:p>
       <w:pPr>
         <w:pStyle w:val="Heading2"/>
@@ -4556,7 +4740,7 @@
         <w:t xml:space="preserve">7) Prioritised action checklist for immediate execution</w:t>
       </w:r>
     </w:p>
-    <w:bookmarkStart w:id="86" w:name="first-72-hours"/>
+    <w:bookmarkStart w:id="87" w:name="first-72-hours"/>
     <w:p>
       <w:pPr>
         <w:pStyle w:val="Heading3"/>
@@ -4668,7 +4852,7 @@
       <w:r>
         <w:t xml:space="preserve">to MSE and Consumer Action Group on the worst factual allegations first. MSE allows reporting via the forum tools or forumteam@moneysavingexpert.com, and Consumer Action Group directs legal-removal requests to admin@consumeractiongroup.co.uk while expressly allowing deletion of defamatory content. (</w:t>
       </w:r>
-      <w:hyperlink r:id="rId31">
+      <w:hyperlink r:id="rId32">
         <w:r>
           <w:rPr>
             <w:rStyle w:val="Hyperlink"/>
@@ -4680,8 +4864,8 @@
         <w:t xml:space="preserve">)</w:t>
       </w:r>
     </w:p>
-    <w:bookmarkEnd w:id="86"/>
-    <w:bookmarkStart w:id="87" w:name="first-2-weeks"/>
+    <w:bookmarkEnd w:id="87"/>
+    <w:bookmarkStart w:id="88" w:name="first-2-weeks"/>
     <w:p>
       <w:pPr>
         <w:pStyle w:val="Heading3"/>
@@ -4856,8 +5040,8 @@
         <w:t xml:space="preserve">client due-diligence page</w:t>
       </w:r>
     </w:p>
-    <w:bookmarkEnd w:id="87"/>
-    <w:bookmarkStart w:id="88" w:name="first-30-days"/>
+    <w:bookmarkEnd w:id="88"/>
+    <w:bookmarkStart w:id="89" w:name="first-30-days"/>
     <w:p>
       <w:pPr>
         <w:pStyle w:val="Heading3"/>
@@ -4933,9 +5117,9 @@
         </w:pict>
       </w:r>
     </w:p>
-    <w:bookmarkEnd w:id="88"/>
     <w:bookmarkEnd w:id="89"/>
-    <w:bookmarkStart w:id="91" w:name="platform-playbook-summary"/>
+    <w:bookmarkEnd w:id="90"/>
+    <w:bookmarkStart w:id="92" w:name="platform-playbook-summary"/>
     <w:p>
       <w:pPr>
         <w:pStyle w:val="Heading2"/>
@@ -5051,7 +5235,7 @@
             <w:r>
               <w:t xml:space="preserve">Good first target for false “scam” allegations. (</w:t>
             </w:r>
-            <w:hyperlink r:id="rId31">
+            <w:hyperlink r:id="rId32">
               <w:r>
                 <w:rPr>
                   <w:rStyle w:val="Hyperlink"/>
@@ -5109,7 +5293,7 @@
             <w:r>
               <w:t xml:space="preserve">Their rules explicitly mention defamatory/potentially libellous content and legal-removal requests. (</w:t>
             </w:r>
-            <w:hyperlink r:id="rId36">
+            <w:hyperlink r:id="rId37">
               <w:r>
                 <w:rPr>
                   <w:rStyle w:val="Hyperlink"/>
@@ -5167,7 +5351,7 @@
             <w:r>
               <w:t xml:space="preserve">They do not remove merely because a business disputes the facts. (</w:t>
             </w:r>
-            <w:hyperlink r:id="rId90">
+            <w:hyperlink r:id="rId91">
               <w:r>
                 <w:rPr>
                   <w:rStyle w:val="Hyperlink"/>
@@ -5225,7 +5409,7 @@
             <w:r>
               <w:t xml:space="preserve">Official policy is generally non-removal. (</w:t>
             </w:r>
-            <w:hyperlink r:id="rId46">
+            <w:hyperlink r:id="rId47">
               <w:r>
                 <w:rPr>
                   <w:rStyle w:val="Hyperlink"/>
@@ -5283,7 +5467,7 @@
             <w:r>
               <w:t xml:space="preserve">Reviewer anonymity is strongly protected. (</w:t>
             </w:r>
-            <w:hyperlink r:id="rId51">
+            <w:hyperlink r:id="rId52">
               <w:r>
                 <w:rPr>
                   <w:rStyle w:val="Hyperlink"/>
@@ -5305,8 +5489,8 @@
         </w:pict>
       </w:r>
     </w:p>
-    <w:bookmarkEnd w:id="91"/>
-    <w:bookmarkStart w:id="93" w:name="X6fc7acaeea8fd09e9db820f30bff4a6ede20038"/>
+    <w:bookmarkEnd w:id="92"/>
+    <w:bookmarkStart w:id="94" w:name="X6fc7acaeea8fd09e9db820f30bff4a6ede20038"/>
     <w:p>
       <w:pPr>
         <w:pStyle w:val="Heading2"/>
@@ -5322,7 +5506,7 @@
       <w:r>
         <w:t xml:space="preserve">Where allegations say the company engages in illegal debt collection practices, rebuttals should be anchored in actual regulatory duties. FCA CONC contains specific conduct rules, including that a firm must not ignore a claim that a debt is disputed and must not continue demanding payment without clear justification, and it contains rules about dealings with third parties and debt-related conduct standards. Debt-management firms also have signposting obligations to MoneyHelper. (</w:t>
       </w:r>
-      <w:hyperlink r:id="rId92">
+      <w:hyperlink r:id="rId93">
         <w:r>
           <w:rPr>
             <w:rStyle w:val="Hyperlink"/>
@@ -5365,8 +5549,8 @@
         </w:pict>
       </w:r>
     </w:p>
-    <w:bookmarkEnd w:id="93"/>
-    <w:bookmarkStart w:id="94" w:name="bottom-line"/>
+    <w:bookmarkEnd w:id="94"/>
+    <w:bookmarkStart w:id="95" w:name="bottom-line"/>
     <w:p>
       <w:pPr>
         <w:pStyle w:val="Heading2"/>
@@ -5488,8 +5672,8 @@
         </w:pict>
       </w:r>
     </w:p>
-    <w:bookmarkEnd w:id="94"/>
     <w:bookmarkEnd w:id="95"/>
+    <w:bookmarkEnd w:id="96"/>
     <w:sectPr>
       <w:footnotePr>
         <w:numRestart w:val="eachSect"/>
